--- a/CalendarioAgo25/Politicas/PoliticasAgo25.docx
+++ b/CalendarioAgo25/Politicas/PoliticasAgo25.docx
@@ -508,7 +508,7 @@
           <w:sz w:val="22"/>
           <w:u w:val="single"/>
         </w:rPr>
-        <w:t>3</w:t>
+        <w:t>5</w:t>
       </w:r>
       <w:r>
         <w:rPr>
@@ -768,26 +768,16 @@
           <w:sz w:val="22"/>
           <w:u w:val="single"/>
         </w:rPr>
-        <w:t xml:space="preserve">  </w:t>
-      </w:r>
-      <w:proofErr w:type="gramStart"/>
+        <w:t xml:space="preserve">  M</w:t>
+      </w:r>
       <w:r>
         <w:rPr>
           <w:rFonts w:ascii="Arial" w:hAnsi="Arial"/>
           <w:sz w:val="22"/>
           <w:u w:val="single"/>
         </w:rPr>
-        <w:t>M</w:t>
-      </w:r>
-      <w:r>
-        <w:rPr>
-          <w:rFonts w:ascii="Arial" w:hAnsi="Arial"/>
-          <w:sz w:val="22"/>
-          <w:u w:val="single"/>
-        </w:rPr>
         <w:t>artes</w:t>
       </w:r>
-      <w:proofErr w:type="gramEnd"/>
       <w:r>
         <w:rPr>
           <w:rFonts w:ascii="Arial" w:hAnsi="Arial"/>
